--- a/portrait/Маркетинг.docx
+++ b/portrait/Маркетинг.docx
@@ -46,7 +46,7 @@
           <w:sz w:val="19"/>
           <w:szCs w:val="19"/>
         </w:rPr>
-        <w:t xml:space="preserve">Оценка документа Portrait_Marketingbriefing_DE от 27 октября 2026 с учётом текстов сайта и конспекта проекта. Подготовлено 27 октября 2026 года. Мнение маркетолога, не исследование рынка.</w:t>
+        <w:t xml:space="preserve">Оценка документа Portrait_Marketingbriefing_DE от 27 октября 2026 с учётом текстов сайта и конспекта проекта. Редакция 1.1 от 27 октября 2026 года: ручная предпродажа заменена на узкий запуск рабочей версии на платформе сайта. Мнение маркетолога, не исследование рынка.</w:t>
       </w:r>
     </w:p>
     <w:p>
@@ -93,6 +93,29 @@
           <w:szCs w:val="22"/>
         </w:rPr>
         <w:t xml:space="preserve">Исходные договорённости проекта соблюдены: первый экран утверждён и не пересматривается, окончательная цена не назначается (только тестовые гипотезы), печать, озвучка и видео не включаются в стартовый пакет, клинического позиционирования нет.</w:t>
+      </w:r>
+    </w:p>
+    <w:p>
+      <w:pPr>
+        <w:spacing w:after="120" w:before="0" w:line="276"/>
+      </w:pPr>
+      <w:r>
+        <w:rPr>
+          <w:rFonts w:ascii="Calibri" w:cs="Calibri" w:eastAsia="Calibri" w:hAnsi="Calibri"/>
+          <w:color w:val="1C1A18"/>
+          <w:sz w:val="22"/>
+          <w:szCs w:val="22"/>
+        </w:rPr>
+        <w:t xml:space="preserve">Редакция 1.1.</w:t>
+      </w:r>
+      <w:r>
+        <w:rPr>
+          <w:rFonts w:ascii="Calibri" w:cs="Calibri" w:eastAsia="Calibri" w:hAnsi="Calibri"/>
+          <w:color w:val="1C1A18"/>
+          <w:sz w:val="22"/>
+          <w:szCs w:val="22"/>
+        </w:rPr>
+        <w:t xml:space="preserve"> По словам владельца, платформа сайта (ChatGPT Sites) позволяет подключить агента-интервьюера, хранилище данных и генерацию текста прямо на сайте в короткие сроки. Документацию платформы я проверить не смог, план ниже исходит из этого утверждения. Поэтому рекомендация «ручной предпродажи» из первой редакции заменена на узкий запуск рабочей версии с ручной проверкой качества первых заказов. Всё, где присутствует клиент (интервью, проба, оплата), работает автоматически; ручной остаётся только контроль результата перед отправкой.</w:t>
       </w:r>
     </w:p>
     <w:p>
@@ -221,16 +244,16 @@
           <w:sz w:val="22"/>
           <w:szCs w:val="22"/>
         </w:rPr>
-        <w:t xml:space="preserve">Главная рекомендация: продать первые 10–20 Portrait вручную до Рождества 2026.</w:t>
-      </w:r>
-      <w:r>
-        <w:rPr>
-          <w:rFonts w:ascii="Calibri" w:cs="Calibri" w:eastAsia="Calibri" w:hAnsi="Calibri"/>
-          <w:color w:val="1C1A18"/>
-          <w:sz w:val="22"/>
-          <w:szCs w:val="22"/>
-        </w:rPr>
-        <w:t xml:space="preserve"> Лендинг с реальной ценой и сроком, производство руками владельца с помощью ИИ и шаблона PDF, доставка по e-mail. Это одновременно проверка спроса, цены, качества текста и сценария поддержки. Автоматизацию достраивать после, под реальные заказы, а не до.</w:t>
+        <w:t xml:space="preserve">Главная рекомендация: до Рождества 2026 запустить узкую рабочую версию, а не полную систему.</w:t>
+      </w:r>
+      <w:r>
+        <w:rPr>
+          <w:rFonts w:ascii="Calibri" w:cs="Calibri" w:eastAsia="Calibri" w:hAnsi="Calibri"/>
+          <w:color w:val="1C1A18"/>
+          <w:sz w:val="22"/>
+          <w:szCs w:val="22"/>
+        </w:rPr>
+        <w:t xml:space="preserve"> Интервью с агентом, бесплатная проба, подтверждение фактов, оплата и полный Portrait в PDF и на странице работают на сайте автоматически. Загрузка фото и голоса, приглашённые участники, отдельный механизм правок и восстановление доступа подключаются после первых реальных заказов. Первые 30–50 полных Portrait владелец читает перед отправкой. Так первые 10–20 продаж дают проверку спроса, цены и качества текста раньше, чем будут построены функции, о которых никто ещё не просил.</w:t>
       </w:r>
     </w:p>
     <w:p>
@@ -2450,7 +2473,7 @@
           <w:sz w:val="22"/>
           <w:szCs w:val="22"/>
         </w:rPr>
-        <w:t xml:space="preserve">Опросы о цене (Van Westendorp и подобные) для эмоциональных подарков обманчивы: люди называют сумму, которую «заплатили бы», а не платят. Единственная надёжная проверка — реальные деньги. Поэтому план из трёх параллельных шагов на 4–6 недель, общий бюджет 1 000–1 500 евро плюс время владельца.</w:t>
+        <w:t xml:space="preserve">Опросы о цене (Van Westendorp и подобные) для эмоциональных подарков обманчивы: люди называют сумму, которую «заплатили бы», а не платят. Единственная надёжная проверка — реальные деньги. Поэтому план из трёх параллельных шагов на 4–6 недель, общий рекламный бюджет 1 000–1 500 евро плюс время владельца на проверку качества.</w:t>
       </w:r>
     </w:p>
     <w:p>
@@ -2468,7 +2491,7 @@
           <w:sz w:val="23"/>
           <w:szCs w:val="23"/>
         </w:rPr>
-        <w:t xml:space="preserve">Шаг 1. Ручная предпродажа (concierge MVP), недели 1–2</w:t>
+        <w:t xml:space="preserve">Шаг 1. Узкий запуск рабочей версии на платформе, недели 1–2</w:t>
       </w:r>
     </w:p>
     <w:p>
@@ -2483,11 +2506,22 @@
       <w:r>
         <w:rPr>
           <w:rFonts w:ascii="Calibri" w:cs="Calibri" w:eastAsia="Calibri" w:hAnsi="Calibri"/>
-          <w:color w:val="1C1A18"/>
-          <w:sz w:val="22"/>
-          <w:szCs w:val="22"/>
-        </w:rPr>
-        <w:t xml:space="preserve">Лендинг с реальной ценой, сроком («fertig in 5 Werktagen», «Lieferung bis 23.12. garantiert bei Bestellung bis 18.12.» — цифры подобрать под реальную производительность) и кнопкой оплаты через существующий Stripe (Payment Link достаточно, интеграция с сайтом не нужна).</w:t>
+          <w:b/>
+          <w:bCs/>
+          <w:color w:val="1C1A18"/>
+          <w:sz w:val="22"/>
+          <w:szCs w:val="22"/>
+        </w:rPr>
+        <w:t xml:space="preserve">Что входит в первую версию.</w:t>
+      </w:r>
+      <w:r>
+        <w:rPr>
+          <w:rFonts w:ascii="Calibri" w:cs="Calibri" w:eastAsia="Calibri" w:hAnsi="Calibri"/>
+          <w:color w:val="1C1A18"/>
+          <w:sz w:val="22"/>
+          <w:szCs w:val="22"/>
+        </w:rPr>
+        <w:t xml:space="preserve"> Интервью с агентом в реальном времени: восемь-двенадцать минут, шесть-десять вопросов, по одному, с видимым прогрессом. Бесплатная проба сразу после интервью, показанная в оформлении страницы. Подтверждение списка фактов в том же диалоге. Оплата через существующий Stripe с реальной ценой и сроком. Полный Portrait в PDF и на странице по ссылке, письмо со ссылкой покупателю.</w:t>
       </w:r>
     </w:p>
     <w:p>
@@ -2502,11 +2536,22 @@
       <w:r>
         <w:rPr>
           <w:rFonts w:ascii="Calibri" w:cs="Calibri" w:eastAsia="Calibri" w:hAnsi="Calibri"/>
-          <w:color w:val="1C1A18"/>
-          <w:sz w:val="22"/>
-          <w:szCs w:val="22"/>
-        </w:rPr>
-        <w:t xml:space="preserve">После оплаты — анкета (Google Forms или Typeform) с теми же вопросами, что в будущем интерфейсе, плюс поле для голосовых сообщений и фото по e-mail.</w:t>
+          <w:b/>
+          <w:bCs/>
+          <w:color w:val="1C1A18"/>
+          <w:sz w:val="22"/>
+          <w:szCs w:val="22"/>
+        </w:rPr>
+        <w:t xml:space="preserve">Что сознательно откладывается до первых заказов.</w:t>
+      </w:r>
+      <w:r>
+        <w:rPr>
+          <w:rFonts w:ascii="Calibri" w:cs="Calibri" w:eastAsia="Calibri" w:hAnsi="Calibri"/>
+          <w:color w:val="1C1A18"/>
+          <w:sz w:val="22"/>
+          <w:szCs w:val="22"/>
+        </w:rPr>
+        <w:t xml:space="preserve"> Загрузка фото и голосовых записей, приглашение участников, отдельный механизм правок, восстановление доступа, письма приглашённым. Каждую функцию подключать после того, как о ней попросит хотя бы пятый покупатель, а не до. Если платформа даёт их почти бесплатно, порядок всё равно тот же: сначала продажи, потом расширение.</w:t>
       </w:r>
     </w:p>
     <w:p>
@@ -2521,11 +2566,22 @@
       <w:r>
         <w:rPr>
           <w:rFonts w:ascii="Calibri" w:cs="Calibri" w:eastAsia="Calibri" w:hAnsi="Calibri"/>
-          <w:color w:val="1C1A18"/>
-          <w:sz w:val="22"/>
-          <w:szCs w:val="22"/>
-        </w:rPr>
-        <w:t xml:space="preserve">Производство: владелец с помощью Claude или ChatGPT по подготовленному промпту и чек-листу фактов, вёрстка в шаблон PDF (Canva или InDesign), отправка ссылки на страницу (временно подойдёт даже защищённая паролем страница на том же Sites).</w:t>
+          <w:b/>
+          <w:bCs/>
+          <w:color w:val="1C1A18"/>
+          <w:sz w:val="22"/>
+          <w:szCs w:val="22"/>
+        </w:rPr>
+        <w:t xml:space="preserve">Ручная проверка качества.</w:t>
+      </w:r>
+      <w:r>
+        <w:rPr>
+          <w:rFonts w:ascii="Calibri" w:cs="Calibri" w:eastAsia="Calibri" w:hAnsi="Calibri"/>
+          <w:color w:val="1C1A18"/>
+          <w:sz w:val="22"/>
+          <w:szCs w:val="22"/>
+        </w:rPr>
+        <w:t xml:space="preserve"> Статус «ожидает проверки» перед доставкой. Владелец читает каждый полный Portrait первых 30–50 заказов, сверяет с подтверждёнными фактами, проверяет род рассказчика и имена. Срок на сайте указывать с запасом на эту проверку, например «fertig in 2–3 Werktagen», «Lieferung bis 23.12. bei Bestellung bis 20.12.». Цифры подобрать под реальную скорость.</w:t>
       </w:r>
     </w:p>
     <w:p>
@@ -2540,11 +2596,22 @@
       <w:r>
         <w:rPr>
           <w:rFonts w:ascii="Calibri" w:cs="Calibri" w:eastAsia="Calibri" w:hAnsi="Calibri"/>
-          <w:color w:val="1C1A18"/>
-          <w:sz w:val="22"/>
-          <w:szCs w:val="22"/>
-        </w:rPr>
-        <w:t xml:space="preserve">Цель: 10–20 оплаченных заказов. Это даст цену, которую люди реально платят, время производства, частоту правок, первые отзывы (настоящие) и материал для рекламы.</w:t>
+          <w:b/>
+          <w:bCs/>
+          <w:color w:val="1C1A18"/>
+          <w:sz w:val="22"/>
+          <w:szCs w:val="22"/>
+        </w:rPr>
+        <w:t xml:space="preserve">Юридический минимум до первого платежа.</w:t>
+      </w:r>
+      <w:r>
+        <w:rPr>
+          <w:rFonts w:ascii="Calibri" w:cs="Calibri" w:eastAsia="Calibri" w:hAnsi="Calibri"/>
+          <w:color w:val="1C1A18"/>
+          <w:sz w:val="22"/>
+          <w:szCs w:val="22"/>
+        </w:rPr>
+        <w:t xml:space="preserve"> Кнопка «Zahlungspflichtig bestellen» и «Objednávka zavazující k platbě», согласие на начало исполнения с отказом от права на отзыв для персонализированного цифрового контента, условия покупки, информация о провайдере, краткие правила обработки данных с указанием платформы. Платформа этого за вас не напишет.</w:t>
       </w:r>
     </w:p>
     <w:p>
@@ -2559,11 +2626,52 @@
       <w:r>
         <w:rPr>
           <w:rFonts w:ascii="Calibri" w:cs="Calibri" w:eastAsia="Calibri" w:hAnsi="Calibri"/>
-          <w:color w:val="1C1A18"/>
-          <w:sz w:val="22"/>
-          <w:szCs w:val="22"/>
-        </w:rPr>
-        <w:t xml:space="preserve">Две цены по чёт-нечёт дням или двум лендингам: тестовые гипотезы 49 € и 79 €, где 79 € включает фото и приглашённых участников. Это не рекомендация цены, а диапазон для измерения; финальную цифру даёт финмодель.</w:t>
+          <w:b/>
+          <w:bCs/>
+          <w:color w:val="1C1A18"/>
+          <w:sz w:val="22"/>
+          <w:szCs w:val="22"/>
+        </w:rPr>
+        <w:t xml:space="preserve">Две цены.</w:t>
+      </w:r>
+      <w:r>
+        <w:rPr>
+          <w:rFonts w:ascii="Calibri" w:cs="Calibri" w:eastAsia="Calibri" w:hAnsi="Calibri"/>
+          <w:color w:val="1C1A18"/>
+          <w:sz w:val="22"/>
+          <w:szCs w:val="22"/>
+        </w:rPr>
+        <w:t xml:space="preserve"> По чёт-нечёт дням или двум лендингам: тестовые гипотезы 49 € и 79 €, где 79 € включает фото и приглашённых участников (на старте их можно принимать по e-mail вручную, если функция ещё не подключена). Это не рекомендация цены, а диапазон для измерения; финальную цифру даёт финмодель.</w:t>
+      </w:r>
+    </w:p>
+    <w:p>
+      <w:pPr>
+        <w:pStyle w:val="ListParagraph"/>
+        <w:numPr>
+          <w:ilvl w:val="0"/>
+          <w:numId w:val="3"/>
+        </w:numPr>
+        <w:spacing w:after="80" w:line="276"/>
+      </w:pPr>
+      <w:r>
+        <w:rPr>
+          <w:rFonts w:ascii="Calibri" w:cs="Calibri" w:eastAsia="Calibri" w:hAnsi="Calibri"/>
+          <w:b/>
+          <w:bCs/>
+          <w:color w:val="1C1A18"/>
+          <w:sz w:val="22"/>
+          <w:szCs w:val="22"/>
+        </w:rPr>
+        <w:t xml:space="preserve">Цель.</w:t>
+      </w:r>
+      <w:r>
+        <w:rPr>
+          <w:rFonts w:ascii="Calibri" w:cs="Calibri" w:eastAsia="Calibri" w:hAnsi="Calibri"/>
+          <w:color w:val="1C1A18"/>
+          <w:sz w:val="22"/>
+          <w:szCs w:val="22"/>
+        </w:rPr>
+        <w:t xml:space="preserve"> 10–20 оплаченных заказов за две-три недели. Это даст цену, которую люди реально платят, доходимость интервью, качество материала, долю правок, время проверки и настоящие отзывы для рекламы.</w:t>
       </w:r>
     </w:p>
     <w:p>
@@ -3910,7 +4018,7 @@
                 <w:sz w:val="17"/>
                 <w:szCs w:val="17"/>
               </w:rPr>
-              <w:t xml:space="preserve">Контент для Instagram уже занимает рабочее время; в сезон Portrait потребует 5–8 часов в неделю на производство, поддержку и правки.</w:t>
+              <w:t xml:space="preserve">Контент для Instagram уже занимает рабочее время; в сезон Portrait потребует 3–6 часов в неделю на проверку качества, поддержку и правки.</w:t>
             </w:r>
           </w:p>
         </w:tc>
@@ -3943,7 +4051,7 @@
                 <w:sz w:val="17"/>
                 <w:szCs w:val="17"/>
               </w:rPr>
-              <w:t xml:space="preserve">Ограничить ручную фазу 20 заказами; автоматизировать только то, что заняло больше всего времени.</w:t>
+              <w:t xml:space="preserve">Ограничить сплошную проверку первыми 30–50 заказами, затем перейти на выборочную; фиксировать, какие ошибки повторяются, и править промпт, а не каждый текст.</w:t>
             </w:r>
           </w:p>
         </w:tc>
@@ -3983,6 +4091,113 @@
                 <w:sz w:val="17"/>
                 <w:szCs w:val="17"/>
               </w:rPr>
+              <w:t xml:space="preserve">Концентрация у одного поставщика</w:t>
+            </w:r>
+          </w:p>
+        </w:tc>
+        <w:tc>
+          <w:tcPr>
+            <w:tcW w:type="dxa" w:w="3700"/>
+            <w:tcBorders>
+              <w:top w:val="single" w:color="C9BFB3" w:sz="4"/>
+              <w:left w:val="single" w:color="C9BFB3" w:sz="4"/>
+              <w:bottom w:val="single" w:color="C9BFB3" w:sz="4"/>
+              <w:right w:val="single" w:color="C9BFB3" w:sz="4"/>
+            </w:tcBorders>
+            <w:shd w:fill="FAF6F1" w:color="auto" w:val="clear"/>
+            <w:tcMar>
+              <w:top w:type="dxa" w:w="60"/>
+              <w:left w:type="dxa" w:w="90"/>
+              <w:bottom w:type="dxa" w:w="60"/>
+              <w:right w:type="dxa" w:w="90"/>
+            </w:tcMar>
+          </w:tcPr>
+          <w:p>
+            <w:pPr>
+              <w:spacing w:after="40" w:line="252"/>
+            </w:pPr>
+            <w:r>
+              <w:rPr>
+                <w:rFonts w:ascii="Calibri" w:cs="Calibri" w:eastAsia="Calibri" w:hAnsi="Calibri"/>
+                <w:b w:val="false"/>
+                <w:bCs w:val="false"/>
+                <w:color w:val="1C1A18"/>
+                <w:sz w:val="17"/>
+                <w:szCs w:val="17"/>
+              </w:rPr>
+              <w:t xml:space="preserve">Сайт, агент, модель и хранилище находятся на одной платформе. Изменение лимитов, цен или правил, а также сбой останавливают всё сразу. В хранилище лежат личные истории о третьих лицах.</w:t>
+            </w:r>
+          </w:p>
+        </w:tc>
+        <w:tc>
+          <w:tcPr>
+            <w:tcW w:type="dxa" w:w="3746"/>
+            <w:tcBorders>
+              <w:top w:val="single" w:color="C9BFB3" w:sz="4"/>
+              <w:left w:val="single" w:color="C9BFB3" w:sz="4"/>
+              <w:bottom w:val="single" w:color="C9BFB3" w:sz="4"/>
+              <w:right w:val="single" w:color="C9BFB3" w:sz="4"/>
+            </w:tcBorders>
+            <w:shd w:fill="FAF6F1" w:color="auto" w:val="clear"/>
+            <w:tcMar>
+              <w:top w:type="dxa" w:w="60"/>
+              <w:left w:type="dxa" w:w="90"/>
+              <w:bottom w:type="dxa" w:w="60"/>
+              <w:right w:type="dxa" w:w="90"/>
+            </w:tcMar>
+          </w:tcPr>
+          <w:p>
+            <w:pPr>
+              <w:spacing w:after="40" w:line="252"/>
+            </w:pPr>
+            <w:r>
+              <w:rPr>
+                <w:rFonts w:ascii="Calibri" w:cs="Calibri" w:eastAsia="Calibri" w:hAnsi="Calibri"/>
+                <w:b w:val="false"/>
+                <w:bCs w:val="false"/>
+                <w:color w:val="1C1A18"/>
+                <w:sz w:val="17"/>
+                <w:szCs w:val="17"/>
+              </w:rPr>
+              <w:t xml:space="preserve">Не повод ждать, а повод с первого дня выгружать расшифровки, подтверждённые факты и готовые PDF наружу; хранить промпты и шаблоны у себя; прочитать условия обработки данных платформы до первого настоящего заказа и назвать платформу в правилах приватности.</w:t>
+            </w:r>
+          </w:p>
+        </w:tc>
+      </w:tr>
+      <w:tr>
+        <w:trPr>
+          <w:cantSplit w:val="false"/>
+          <w:tblHeader w:val="false"/>
+        </w:trPr>
+        <w:tc>
+          <w:tcPr>
+            <w:tcW w:type="dxa" w:w="2300"/>
+            <w:tcBorders>
+              <w:top w:val="single" w:color="C9BFB3" w:sz="4"/>
+              <w:left w:val="single" w:color="C9BFB3" w:sz="4"/>
+              <w:bottom w:val="single" w:color="C9BFB3" w:sz="4"/>
+              <w:right w:val="single" w:color="C9BFB3" w:sz="4"/>
+            </w:tcBorders>
+            <w:tcMar>
+              <w:top w:type="dxa" w:w="60"/>
+              <w:left w:type="dxa" w:w="90"/>
+              <w:bottom w:type="dxa" w:w="60"/>
+              <w:right w:type="dxa" w:w="90"/>
+            </w:tcMar>
+          </w:tcPr>
+          <w:p>
+            <w:pPr>
+              <w:spacing w:after="40" w:line="252"/>
+            </w:pPr>
+            <w:r>
+              <w:rPr>
+                <w:rFonts w:ascii="Calibri" w:cs="Calibri" w:eastAsia="Calibri" w:hAnsi="Calibri"/>
+                <w:b w:val="false"/>
+                <w:bCs w:val="false"/>
+                <w:color w:val="1C1A18"/>
+                <w:sz w:val="17"/>
+                <w:szCs w:val="17"/>
+              </w:rPr>
               <w:t xml:space="preserve">Бесплатная проба как расход и как утечка</w:t>
             </w:r>
           </w:p>
@@ -3996,7 +4211,6 @@
               <w:bottom w:val="single" w:color="C9BFB3" w:sz="4"/>
               <w:right w:val="single" w:color="C9BFB3" w:sz="4"/>
             </w:tcBorders>
-            <w:shd w:fill="FAF6F1" w:color="auto" w:val="clear"/>
             <w:tcMar>
               <w:top w:type="dxa" w:w="60"/>
               <w:left w:type="dxa" w:w="90"/>
@@ -4030,7 +4244,6 @@
               <w:bottom w:val="single" w:color="C9BFB3" w:sz="4"/>
               <w:right w:val="single" w:color="C9BFB3" w:sz="4"/>
             </w:tcBorders>
-            <w:shd w:fill="FAF6F1" w:color="auto" w:val="clear"/>
             <w:tcMar>
               <w:top w:type="dxa" w:w="60"/>
               <w:left w:type="dxa" w:w="90"/>
@@ -6750,7 +6963,7 @@
           <w:sz w:val="22"/>
           <w:szCs w:val="22"/>
         </w:rPr>
-        <w:t xml:space="preserve"> Продолжать и автоматизировать, если есть не меньше десяти оплаченных заказов и стоимость привлечения в пределах порога хотя бы в одном канале. Переделывать страницу, если люди кликают, но не начинают пробу. Переделывать продукт или цену, если пробу проходят, но не покупают. Останавливать платную рекламу, если после 600 € нет покупок, и переключаться на Etsy, Pinterest и ручные продажи. Технические сбои (не отправилось письмо, не открылась страница) считать отдельно от отказов: это не сигнал о спросе.</w:t>
+        <w:t xml:space="preserve"> Продолжать и подключать отложенные функции, если есть не меньше десяти оплаченных заказов и стоимость привлечения в пределах порога хотя бы в одном канале. Переделывать страницу, если люди кликают, но не начинают пробу. Переделывать продукт или цену, если пробу проходят, но не покупают. Останавливать платную рекламу, если после 600 € нет покупок, и переключаться на Etsy, Pinterest и ручные продажи. Технические сбои (не отправилось письмо, не открылась страница) считать отдельно от отказов: это не сигнал о спросе.</w:t>
       </w:r>
     </w:p>
     <w:p>
@@ -7519,7 +7732,7 @@
                 <w:sz w:val="17"/>
                 <w:szCs w:val="17"/>
               </w:rPr>
-              <w:t xml:space="preserve">Дешёвые тесты, отработка процесса, вторая выручка. Логично начать ручную предпродажу именно здесь: всё под рукой, включая язык поддержки.</w:t>
+              <w:t xml:space="preserve">Дешёвые тесты, отработка процесса, вторая выручка. Первые заказы и отладку проверки качества логично провести именно здесь: всё под рукой, включая язык поддержки.</w:t>
             </w:r>
           </w:p>
         </w:tc>
@@ -7700,7 +7913,7 @@
                 <w:sz w:val="18"/>
                 <w:szCs w:val="18"/>
               </w:rPr>
-              <w:t xml:space="preserve">Ручная предпродажа готова: лендинг с ценой и сроком, платёжная ссылка, анкета, шаблон PDF, промпт и чек-лист фактов. Первые заказы — от знакомых и русскоязычной аудитории (решение владельца).</w:t>
+              <w:t xml:space="preserve">Узкая рабочая версия на сайте: интервью с агентом, проба, подтверждение фактов, оплата через Stripe, PDF и страница, письмо покупателю. Статус ручной проверки перед доставкой. Юридический минимум в checkout. Первые заказы — от знакомых и русскоязычной аудитории (решение владельца).</w:t>
             </w:r>
           </w:p>
         </w:tc>
@@ -7774,7 +7987,7 @@
                 <w:sz w:val="18"/>
                 <w:szCs w:val="18"/>
               </w:rPr>
-              <w:t xml:space="preserve">Рекламный тест Meta в Германии и Австрии; Etsy-листинг; ежедневный учёт воронки.</w:t>
+              <w:t xml:space="preserve">Рекламный тест Meta в Германии и Австрии; Etsy-листинг; ежедневный учёт воронки. Отложенные функции подключать по мере запросов покупателей.</w:t>
             </w:r>
           </w:p>
         </w:tc>
@@ -8115,7 +8328,7 @@
           <w:sz w:val="22"/>
           <w:szCs w:val="22"/>
         </w:rPr>
-        <w:t xml:space="preserve">Я бы оценил вероятность так: при ручной предпродаже к Рождеству и аккуратном тесте рекламы шанс получить первые 20–50 платящих клиентов до конца года — хороший; шанс выйти на устойчивый платный канал с окупаемой рекламой при цене около 50 € — низкий; при цене 79 € и выше с пакетом «фото и участники», плюс Etsy и Pinterest как бесплатные каналы — средний. Переход в заметный бизнес потребует печати или B2B.</w:t>
+        <w:t xml:space="preserve">Я бы оценил вероятность так: при узком запуске к Рождеству и аккуратном тесте рекламы шанс получить первые 20–50 платящих клиентов до конца года — хороший; шанс выйти на устойчивый платный канал с окупаемой рекламой при цене около 50 € — низкий; при цене 79 € и выше с пакетом «фото и участники», плюс Etsy и Pinterest как бесплатные каналы — средний. Переход в заметный бизнес потребует печати или B2B.</w:t>
       </w:r>
     </w:p>
     <w:p>
@@ -8171,7 +8384,7 @@
           <w:sz w:val="22"/>
           <w:szCs w:val="22"/>
         </w:rPr>
-        <w:t xml:space="preserve">Зафиксировать две тестовые цены и срок производства для ручной фазы.</w:t>
+        <w:t xml:space="preserve">Зафиксировать объём первой версии (что входит, что откладывается), две тестовые цены и срок доставки с запасом на проверку.</w:t>
       </w:r>
     </w:p>
     <w:p>
@@ -8190,7 +8403,7 @@
           <w:sz w:val="22"/>
           <w:szCs w:val="22"/>
         </w:rPr>
-        <w:t xml:space="preserve">Собрать лендинг предпродажи на базе нынешнего сайта: убрать демонстрационные пометки, добавить цену, срок, платёжную ссылку Stripe, анкету.</w:t>
+        <w:t xml:space="preserve">Довести рабочую версию на платформе: интервью с агентом, проба, подтверждение фактов, оплата через Stripe, PDF и страница, письмо покупателю; убрать демонстрационные пометки; добавить статус «ожидает проверки».</w:t>
       </w:r>
     </w:p>
     <w:p>
@@ -8228,7 +8441,7 @@
           <w:sz w:val="22"/>
           <w:szCs w:val="22"/>
         </w:rPr>
-        <w:t xml:space="preserve">Подготовить промпт, чек-лист фактов и шаблон PDF; сделать один тестовый заказ на себе от начала до конца и замерить время.</w:t>
+        <w:t xml:space="preserve">Пройти весь путь самому от первого вопроса до письма с PDF; замерить длительность интервью и время проверки; поправить вопросы агента там, где сам застрял или заскучал.</w:t>
       </w:r>
     </w:p>
     <w:p>
